--- a/лабораторная_2_redacted_1.docx
+++ b/лабораторная_2_redacted_1.docx
@@ -9223,10 +9223,10 @@
             <v:path o:extrusionok="f" gradientshapeok="t" o:connecttype="rect"/>
             <o:lock v:ext="edit" aspectratio="t"/>
           </v:shapetype>
-          <v:shape id="_x0000_i1031" type="#_x0000_t75" style="width:305.4pt;height:699pt" o:ole="">
+          <v:shape id="_x0000_i1025" type="#_x0000_t75" style="width:305.4pt;height:699pt" o:ole="">
             <v:imagedata r:id="rId7" o:title=""/>
           </v:shape>
-          <o:OLEObject Type="Embed" ProgID="Visio.Drawing.15" ShapeID="_x0000_i1031" DrawAspect="Content" ObjectID="_1854571570" r:id="rId8"/>
+          <o:OLEObject Type="Embed" ProgID="Visio.Drawing.15" ShapeID="_x0000_i1025" DrawAspect="Content" ObjectID="_1854572047" r:id="rId8"/>
         </w:object>
       </w:r>
     </w:p>
@@ -9239,10 +9239,10 @@
       </w:pPr>
       <w:r>
         <w:object w:dxaOrig="6828" w:dyaOrig="14772" w14:anchorId="45ECEC8E">
-          <v:shape id="_x0000_i1033" type="#_x0000_t75" style="width:336.6pt;height:728.4pt" o:ole="">
+          <v:shape id="_x0000_i1026" type="#_x0000_t75" style="width:336.6pt;height:728.4pt" o:ole="">
             <v:imagedata r:id="rId9" o:title=""/>
           </v:shape>
-          <o:OLEObject Type="Embed" ProgID="Visio.Drawing.15" ShapeID="_x0000_i1033" DrawAspect="Content" ObjectID="_1854571571" r:id="rId10"/>
+          <o:OLEObject Type="Embed" ProgID="Visio.Drawing.15" ShapeID="_x0000_i1026" DrawAspect="Content" ObjectID="_1854572048" r:id="rId10"/>
         </w:object>
       </w:r>
     </w:p>
@@ -9255,10 +9255,10 @@
       </w:pPr>
       <w:r>
         <w:object w:dxaOrig="6828" w:dyaOrig="14761" w14:anchorId="62832F5B">
-          <v:shape id="_x0000_i1035" type="#_x0000_t75" style="width:337.2pt;height:728.4pt" o:ole="">
+          <v:shape id="_x0000_i1027" type="#_x0000_t75" style="width:337.2pt;height:728.4pt" o:ole="">
             <v:imagedata r:id="rId11" o:title=""/>
           </v:shape>
-          <o:OLEObject Type="Embed" ProgID="Visio.Drawing.15" ShapeID="_x0000_i1035" DrawAspect="Content" ObjectID="_1854571572" r:id="rId12"/>
+          <o:OLEObject Type="Embed" ProgID="Visio.Drawing.15" ShapeID="_x0000_i1027" DrawAspect="Content" ObjectID="_1854572049" r:id="rId12"/>
         </w:object>
       </w:r>
     </w:p>
@@ -9271,10 +9271,10 @@
       </w:pPr>
       <w:r>
         <w:object w:dxaOrig="6613" w:dyaOrig="15396" w14:anchorId="4A31673B">
-          <v:shape id="_x0000_i1037" type="#_x0000_t75" style="width:312.6pt;height:728.4pt" o:ole="">
+          <v:shape id="_x0000_i1028" type="#_x0000_t75" style="width:312.6pt;height:728.4pt" o:ole="">
             <v:imagedata r:id="rId13" o:title=""/>
           </v:shape>
-          <o:OLEObject Type="Embed" ProgID="Visio.Drawing.15" ShapeID="_x0000_i1037" DrawAspect="Content" ObjectID="_1854571573" r:id="rId14"/>
+          <o:OLEObject Type="Embed" ProgID="Visio.Drawing.15" ShapeID="_x0000_i1028" DrawAspect="Content" ObjectID="_1854572050" r:id="rId14"/>
         </w:object>
       </w:r>
     </w:p>
@@ -9287,10 +9287,10 @@
       </w:pPr>
       <w:r>
         <w:object w:dxaOrig="8736" w:dyaOrig="8172" w14:anchorId="3447ADBE">
-          <v:shape id="_x0000_i1039" type="#_x0000_t75" style="width:436.8pt;height:408.6pt" o:ole="">
+          <v:shape id="_x0000_i1029" type="#_x0000_t75" style="width:436.8pt;height:408.6pt" o:ole="">
             <v:imagedata r:id="rId15" o:title=""/>
           </v:shape>
-          <o:OLEObject Type="Embed" ProgID="Visio.Drawing.15" ShapeID="_x0000_i1039" DrawAspect="Content" ObjectID="_1854571574" r:id="rId16"/>
+          <o:OLEObject Type="Embed" ProgID="Visio.Drawing.15" ShapeID="_x0000_i1029" DrawAspect="Content" ObjectID="_1854572051" r:id="rId16"/>
         </w:object>
       </w:r>
     </w:p>
@@ -9303,10 +9303,10 @@
       </w:pPr>
       <w:r>
         <w:object w:dxaOrig="11953" w:dyaOrig="14472" w14:anchorId="13DF65D8">
-          <v:shape id="_x0000_i1040" type="#_x0000_t75" style="width:501pt;height:606.6pt" o:ole="">
+          <v:shape id="_x0000_i1030" type="#_x0000_t75" style="width:501pt;height:606.6pt" o:ole="">
             <v:imagedata r:id="rId17" o:title=""/>
           </v:shape>
-          <o:OLEObject Type="Embed" ProgID="Visio.Drawing.15" ShapeID="_x0000_i1040" DrawAspect="Content" ObjectID="_1854571575" r:id="rId18"/>
+          <o:OLEObject Type="Embed" ProgID="Visio.Drawing.15" ShapeID="_x0000_i1030" DrawAspect="Content" ObjectID="_1854572052" r:id="rId18"/>
         </w:object>
       </w:r>
     </w:p>
@@ -9319,10 +9319,10 @@
       </w:pPr>
       <w:r>
         <w:object w:dxaOrig="6828" w:dyaOrig="13812" w14:anchorId="210C1219">
-          <v:shape id="_x0000_i1043" type="#_x0000_t75" style="width:341.4pt;height:690.6pt" o:ole="">
+          <v:shape id="_x0000_i1031" type="#_x0000_t75" style="width:341.4pt;height:690.6pt" o:ole="">
             <v:imagedata r:id="rId19" o:title=""/>
           </v:shape>
-          <o:OLEObject Type="Embed" ProgID="Visio.Drawing.15" ShapeID="_x0000_i1043" DrawAspect="Content" ObjectID="_1854571576" r:id="rId20"/>
+          <o:OLEObject Type="Embed" ProgID="Visio.Drawing.15" ShapeID="_x0000_i1031" DrawAspect="Content" ObjectID="_1854572053" r:id="rId20"/>
         </w:object>
       </w:r>
     </w:p>
@@ -9334,11 +9334,11 @@
         <w:jc w:val="center"/>
       </w:pPr>
       <w:r>
-        <w:object w:dxaOrig="7212" w:dyaOrig="15697" w14:anchorId="7785711B">
-          <v:shape id="_x0000_i1044" type="#_x0000_t75" style="width:334.8pt;height:728.4pt" o:ole="">
+        <w:object w:dxaOrig="6684" w:dyaOrig="15697" w14:anchorId="645D636B">
+          <v:shape id="_x0000_i1034" type="#_x0000_t75" style="width:310.2pt;height:728.4pt" o:ole="">
             <v:imagedata r:id="rId21" o:title=""/>
           </v:shape>
-          <o:OLEObject Type="Embed" ProgID="Visio.Drawing.15" ShapeID="_x0000_i1044" DrawAspect="Content" ObjectID="_1854571577" r:id="rId22"/>
+          <o:OLEObject Type="Embed" ProgID="Visio.Drawing.15" ShapeID="_x0000_i1034" DrawAspect="Content" ObjectID="_1854572054" r:id="rId22"/>
         </w:object>
       </w:r>
     </w:p>
